--- a/docs/Envisoft-WebX-Kurulum-Kilavuzu.docx
+++ b/docs/Envisoft-WebX-Kurulum-Kilavuzu.docx
@@ -1820,7 +1820,7 @@
         <w:rPr>
           <w:b/>
         </w:rPr>
-        <w:t>lisans</w:t>
+        <w:t>lisans modu</w:t>
       </w:r>
       <w:r>
         <w:rPr>
@@ -1863,6 +1863,52 @@
           <w:b w:val="0"/>
         </w:rPr>
         <w:t>.</w:t>
+      </w:r>
+    </w:p>
+    <w:p>
+      <w:pPr>
+        <w:pStyle w:val="ListBullet"/>
+      </w:pPr>
+      <w:r>
+        <w:rPr>
+          <w:b w:val="0"/>
+        </w:rPr>
+      </w:r>
+      <w:r>
+        <w:rPr>
+          <w:b/>
+        </w:rPr>
+        <w:t>Lisans modu:</w:t>
+      </w:r>
+      <w:r>
+        <w:rPr>
+          <w:b w:val="0"/>
+        </w:rPr>
+        <w:t xml:space="preserve"> </w:t>
+      </w:r>
+      <w:r>
+        <w:rPr>
+          <w:b/>
+        </w:rPr>
+        <w:t>Deneme</w:t>
+      </w:r>
+      <w:r>
+        <w:rPr>
+          <w:b w:val="0"/>
+        </w:rPr>
+        <w:t xml:space="preserve"> (30 gün, sonunda kilitlenir) veya </w:t>
+      </w:r>
+      <w:r>
+        <w:rPr>
+          <w:b/>
+        </w:rPr>
+        <w:t>Lisanslı</w:t>
+      </w:r>
+      <w:r>
+        <w:rPr>
+          <w:b w:val="0"/>
+        </w:rPr>
+        <w:t xml:space="preserve"> (anahtar + URL girin). Lisans zorlaması güvenlik gereği yapılandırmadan kapatılamaz.</w:t>
       </w:r>
     </w:p>
     <w:p>
@@ -2243,13 +2289,13 @@
         <w:rPr>
           <w:b/>
         </w:rPr>
-        <w:t>Lisans anahtarı / URL</w:t>
+        <w:t>Lisans modu:</w:t>
       </w:r>
       <w:r>
         <w:rPr>
           <w:b w:val="0"/>
         </w:rPr>
-        <w:t xml:space="preserve"> (yoksa boş geçin)</w:t>
+        <w:t xml:space="preserve"> [1] Lisanslı (anahtar + URL) veya [2] Deneme (30 gün, sonunda kilitlenir). Varsayılan Deneme.</w:t>
       </w:r>
     </w:p>
     <w:p>

--- a/docs/Envisoft-WebX-Kurulum-Kilavuzu.docx
+++ b/docs/Envisoft-WebX-Kurulum-Kilavuzu.docx
@@ -3088,6 +3088,118 @@
           <w:color w:val="2E7D32"/>
           <w:sz w:val="24"/>
         </w:rPr>
+        <w:t>Windows 10: kurulum sürekli "yeniden başlat" istiyor, WSL'i tekrar tekrar indiriyor</w:t>
+      </w:r>
+    </w:p>
+    <w:p>
+      <w:r>
+        <w:rPr>
+          <w:b/>
+        </w:rPr>
+        <w:t xml:space="preserve">Belirti: </w:t>
+      </w:r>
+      <w:r>
+        <w:t>Her yeniden başlatmadan sonra kurulum yine "Ensuring Docker (WSL2 + CE)" adımına dönüyor, Ubuntu'yu yeniden indirip tekrar yeniden başlatma istiyor; kurulum hiç bitmiyor.</w:t>
+      </w:r>
+    </w:p>
+    <w:p>
+      <w:r>
+        <w:rPr>
+          <w:b/>
+        </w:rPr>
+        <w:t xml:space="preserve">Sebep: </w:t>
+      </w:r>
+      <w:r>
+        <w:t>Windows 10'un kutu içi wsl.exe'sinde "wsl --install --no-launch" Ubuntu paketini indirir ama distroyu KAYIT ETMEZ (kayıt ancak ilk açılışta olur). Distro hiç oluşmadığı için kurulum "reboot gerek" sanıp döngüye girer. (Windows 11'de görülmez; güncel installer bu durumu kendisi düzeltir — bu hata eski installer sürümlerine aittir.)</w:t>
+      </w:r>
+    </w:p>
+    <w:p>
+      <w:r>
+        <w:rPr>
+          <w:b/>
+        </w:rPr>
+        <w:t>Çözüm:</w:t>
+      </w:r>
+    </w:p>
+    <w:p>
+      <w:pPr>
+        <w:pStyle w:val="ListBullet"/>
+      </w:pPr>
+      <w:r>
+        <w:rPr>
+          <w:b w:val="0"/>
+        </w:rPr>
+        <w:t>Güncel sais-setup sürümünü kullanın (distroyu OOBE'siz kendisi kayıt eder).</w:t>
+      </w:r>
+    </w:p>
+    <w:p>
+      <w:pPr>
+        <w:pStyle w:val="ListBullet"/>
+      </w:pPr>
+      <w:r>
+        <w:rPr>
+          <w:b w:val="0"/>
+        </w:rPr>
+        <w:t>Eski installer ile takılan makinede: EnvisoftWebX oturumunda YÖNETİCİ PowerShell açın ve sırayla çalıştırın (distro kullanıcı-bazlı kaydedildiği için mutlaka EnvisoftWebX oturumunda):</w:t>
+      </w:r>
+    </w:p>
+    <w:p>
+      <w:pPr>
+        <w:spacing w:before="80" w:after="160"/>
+        <w:ind w:left="144"/>
+        <w:shd w:val="clear" w:color="auto" w:fill="F2F2F2"/>
+      </w:pPr>
+      <w:r>
+        <w:rPr>
+          <w:rFonts w:ascii="Consolas" w:hAnsi="Consolas"/>
+          <w:color w:val="1A1A1A"/>
+          <w:sz w:val="19"/>
+        </w:rPr>
+        <w:t>wsl -l -v                      # Ubuntu listede yok ise:</w:t>
+      </w:r>
+      <w:r>
+        <w:br/>
+      </w:r>
+      <w:r>
+        <w:rPr>
+          <w:rFonts w:ascii="Consolas" w:hAnsi="Consolas"/>
+          <w:color w:val="1A1A1A"/>
+          <w:sz w:val="19"/>
+        </w:rPr>
+        <w:t>ubuntu.exe install --root      # distroyu kullanici sorusu sormadan kaydeder</w:t>
+      </w:r>
+      <w:r>
+        <w:br/>
+      </w:r>
+      <w:r>
+        <w:rPr>
+          <w:rFonts w:ascii="Consolas" w:hAnsi="Consolas"/>
+          <w:color w:val="1A1A1A"/>
+          <w:sz w:val="19"/>
+        </w:rPr>
+        <w:t>wsl -d Ubuntu -- echo ok       # "ok" yazmali</w:t>
+      </w:r>
+      <w:r>
+        <w:br/>
+      </w:r>
+      <w:r>
+        <w:rPr>
+          <w:rFonts w:ascii="Consolas" w:hAnsi="Consolas"/>
+          <w:color w:val="1A1A1A"/>
+          <w:sz w:val="19"/>
+        </w:rPr>
+        <w:t>Start-ScheduledTask -TaskName EnvisoftWebX-Install   # kurulumu kaldigi yerden surdur</w:t>
+      </w:r>
+    </w:p>
+    <w:p>
+      <w:pPr>
+        <w:pStyle w:val="Heading3"/>
+      </w:pPr>
+      <w:r>
+        <w:rPr>
+          <w:color w:val="2E7D32"/>
+          <w:sz w:val="24"/>
+        </w:rPr>
         <w:t>Kurulum scripti 2. adımda sessizce duruyor (eski sürüm)</w:t>
       </w:r>
     </w:p>
@@ -3770,6 +3882,50 @@
                 <w:sz w:val="20"/>
               </w:rPr>
               <w:t>VT-x/AMD-V veya nested aç; olmuyorsa Linux sunucu</w:t>
+            </w:r>
+          </w:p>
+        </w:tc>
+      </w:tr>
+      <w:tr>
+        <w:tc>
+          <w:tcPr>
+            <w:tcW w:type="dxa" w:w="3312"/>
+          </w:tcPr>
+          <w:p>
+            <w:r>
+              <w:rPr>
+                <w:b w:val="0"/>
+                <w:sz w:val="20"/>
+              </w:rPr>
+              <w:t>Win10: sürekli reboot + WSL indirme</w:t>
+            </w:r>
+          </w:p>
+        </w:tc>
+        <w:tc>
+          <w:tcPr>
+            <w:tcW w:type="dxa" w:w="2880"/>
+          </w:tcPr>
+          <w:p>
+            <w:r>
+              <w:rPr>
+                <w:b w:val="0"/>
+                <w:sz w:val="20"/>
+              </w:rPr>
+              <w:t>Distro kayıt edilmiyor (--no-launch)</w:t>
+            </w:r>
+          </w:p>
+        </w:tc>
+        <w:tc>
+          <w:tcPr>
+            <w:tcW w:type="dxa" w:w="4320"/>
+          </w:tcPr>
+          <w:p>
+            <w:r>
+              <w:rPr>
+                <w:b w:val="0"/>
+                <w:sz w:val="20"/>
+              </w:rPr>
+              <w:t>ubuntu.exe install --root (EnvisoftWebX oturumu); güncel setup</w:t>
             </w:r>
           </w:p>
         </w:tc>

--- a/docs/Envisoft-WebX-Kurulum-Kilavuzu.docx
+++ b/docs/Envisoft-WebX-Kurulum-Kilavuzu.docx
@@ -3317,7 +3317,7 @@
         <w:rPr>
           <w:b w:val="0"/>
         </w:rPr>
-        <w:t>Güncel script bunu otomatik 5 kez dener.</w:t>
+        <w:t>Güncel kurulumlar bunu kendisi tolere eder: Windows installer internet kopunca ekranda uyarı gösterip bağlantının gelmesini bekler (30 dk'ya kadar) ve indirmeyi 8 kez kaldığı yerden dener; Linux scripti 5 kez dener.</w:t>
       </w:r>
     </w:p>
     <w:p>
@@ -3328,7 +3328,18 @@
         <w:rPr>
           <w:b w:val="0"/>
         </w:rPr>
-        <w:t>Elle tekrar denemek isterseniz aşağıdaki komutu birkaç kez çalıştırın:</w:t>
+        <w:t>Eski Windows installer'da kurulum bu hatayla kesilirse: internet gelince EnvisoftWebX oturumunda 'Start-ScheduledTask -TaskName EnvisoftWebX-Install' çalıştırın (veya makineyi yeniden başlatın) — kurulum kaldığı yerden, inen katmanları koruyarak devam eder.</w:t>
+      </w:r>
+    </w:p>
+    <w:p>
+      <w:pPr>
+        <w:pStyle w:val="ListBullet"/>
+      </w:pPr>
+      <w:r>
+        <w:rPr>
+          <w:b w:val="0"/>
+        </w:rPr>
+        <w:t>Linux'ta elle tekrar denemek isterseniz aşağıdaki komutu birkaç kez çalıştırın:</w:t>
       </w:r>
     </w:p>
     <w:p>
@@ -4145,7 +4156,7 @@
                 <w:b w:val="0"/>
                 <w:sz w:val="20"/>
               </w:rPr>
-              <w:t>pull'u tekrarla (önbellekten sürer)</w:t>
+              <w:t>Güncel setup bekler+tekrarlar; eskide Start-ScheduledTask EnvisoftWebX-Install</w:t>
             </w:r>
           </w:p>
         </w:tc>

--- a/docs/Envisoft-WebX-Kurulum-Kilavuzu.docx
+++ b/docs/Envisoft-WebX-Kurulum-Kilavuzu.docx
@@ -3389,6 +3389,118 @@
           <w:color w:val="2E7D32"/>
           <w:sz w:val="24"/>
         </w:rPr>
+        <w:t>localhost/dashboard IIS 404 sayfası gösteriyor (Windows)</w:t>
+      </w:r>
+    </w:p>
+    <w:p>
+      <w:r>
+        <w:rPr>
+          <w:b/>
+        </w:rPr>
+        <w:t xml:space="preserve">Belirti: </w:t>
+      </w:r>
+      <w:r>
+        <w:t>Kurulum başarıyla bitti ama http://localhost/dashboard/ "HTTP Hatası 404.0" veren bir IIS sayfası açıyor (sayfada "IIS Web Core" / C:\inetpub\wwwroot yazar).</w:t>
+      </w:r>
+    </w:p>
+    <w:p>
+      <w:r>
+        <w:rPr>
+          <w:b/>
+        </w:rPr>
+        <w:t xml:space="preserve">Sebep: </w:t>
+      </w:r>
+      <w:r>
+        <w:t>Makinede IIS kurulu ve 80 portunu tutuyor; Caddy'nin 80/443 yayını ve dış erişim köprüsü (portproxy) bağlanamıyor. Güncel installer IIS'i kurulumda otomatik durdurup devre dışı bırakır; bu hata eski installer sürümlerinde veya IIS'in sonradan açılması durumunda görülür.</w:t>
+      </w:r>
+    </w:p>
+    <w:p>
+      <w:r>
+        <w:rPr>
+          <w:b/>
+        </w:rPr>
+        <w:t>Çözüm:</w:t>
+      </w:r>
+    </w:p>
+    <w:p>
+      <w:pPr>
+        <w:pStyle w:val="ListBullet"/>
+      </w:pPr>
+      <w:r>
+        <w:rPr>
+          <w:b w:val="0"/>
+        </w:rPr>
+        <w:t>Yönetici PowerShell'de IIS'i durdurup devre dışı bırakın ve makineyi yeniden başlatın:</w:t>
+      </w:r>
+    </w:p>
+    <w:p>
+      <w:pPr>
+        <w:spacing w:before="80" w:after="160"/>
+        <w:ind w:left="144"/>
+        <w:shd w:val="clear" w:color="auto" w:fill="F2F2F2"/>
+      </w:pPr>
+      <w:r>
+        <w:rPr>
+          <w:rFonts w:ascii="Consolas" w:hAnsi="Consolas"/>
+          <w:color w:val="1A1A1A"/>
+          <w:sz w:val="19"/>
+        </w:rPr>
+        <w:t>Stop-Service W3SVC -Force</w:t>
+      </w:r>
+      <w:r>
+        <w:br/>
+      </w:r>
+      <w:r>
+        <w:rPr>
+          <w:rFonts w:ascii="Consolas" w:hAnsi="Consolas"/>
+          <w:color w:val="1A1A1A"/>
+          <w:sz w:val="19"/>
+        </w:rPr>
+        <w:t>Set-Service W3SVC -StartupType Disabled</w:t>
+      </w:r>
+      <w:r>
+        <w:br/>
+      </w:r>
+      <w:r>
+        <w:rPr>
+          <w:rFonts w:ascii="Consolas" w:hAnsi="Consolas"/>
+          <w:color w:val="1A1A1A"/>
+          <w:sz w:val="19"/>
+        </w:rPr>
+        <w:t>Stop-Service WAS -Force -ErrorAction SilentlyContinue</w:t>
+      </w:r>
+      <w:r>
+        <w:br/>
+      </w:r>
+      <w:r>
+        <w:rPr>
+          <w:rFonts w:ascii="Consolas" w:hAnsi="Consolas"/>
+          <w:color w:val="1A1A1A"/>
+          <w:sz w:val="19"/>
+        </w:rPr>
+        <w:t>Set-Service WAS -StartupType Disabled</w:t>
+      </w:r>
+      <w:r>
+        <w:br/>
+      </w:r>
+      <w:r>
+        <w:rPr>
+          <w:rFonts w:ascii="Consolas" w:hAnsi="Consolas"/>
+          <w:color w:val="1A1A1A"/>
+          <w:sz w:val="19"/>
+        </w:rPr>
+        <w:t>Restart-Computer</w:t>
+      </w:r>
+    </w:p>
+    <w:p>
+      <w:pPr>
+        <w:pStyle w:val="Heading3"/>
+      </w:pPr>
+      <w:r>
+        <w:rPr>
+          <w:color w:val="2E7D32"/>
+          <w:sz w:val="24"/>
+        </w:rPr>
         <w:t>Dashboard'da 404 (sayfa bulunamadı)</w:t>
       </w:r>
     </w:p>
@@ -3981,6 +4093,50 @@
                 <w:sz w:val="20"/>
               </w:rPr>
               <w:t>restart caddy</w:t>
+            </w:r>
+          </w:p>
+        </w:tc>
+      </w:tr>
+      <w:tr>
+        <w:tc>
+          <w:tcPr>
+            <w:tcW w:type="dxa" w:w="3312"/>
+          </w:tcPr>
+          <w:p>
+            <w:r>
+              <w:rPr>
+                <w:b w:val="0"/>
+                <w:sz w:val="20"/>
+              </w:rPr>
+              <w:t>IIS 404 sayfası (Windows)</w:t>
+            </w:r>
+          </w:p>
+        </w:tc>
+        <w:tc>
+          <w:tcPr>
+            <w:tcW w:type="dxa" w:w="2880"/>
+          </w:tcPr>
+          <w:p>
+            <w:r>
+              <w:rPr>
+                <w:b w:val="0"/>
+                <w:sz w:val="20"/>
+              </w:rPr>
+              <w:t>IIS 80 portunu tutuyor</w:t>
+            </w:r>
+          </w:p>
+        </w:tc>
+        <w:tc>
+          <w:tcPr>
+            <w:tcW w:type="dxa" w:w="4320"/>
+          </w:tcPr>
+          <w:p>
+            <w:r>
+              <w:rPr>
+                <w:b w:val="0"/>
+                <w:sz w:val="20"/>
+              </w:rPr>
+              <w:t>W3SVC+WAS durdur ve devre dışı bırak, reboot</w:t>
             </w:r>
           </w:p>
         </w:tc>

--- a/docs/Envisoft-WebX-Kurulum-Kilavuzu.docx
+++ b/docs/Envisoft-WebX-Kurulum-Kilavuzu.docx
@@ -2915,7 +2915,7 @@
         <w:rPr>
           <w:b w:val="0"/>
         </w:rPr>
-        <w:t xml:space="preserve"> Hizmetler (services.msc) → EnvisoftWebX</w:t>
+        <w:t xml:space="preserve"> Hizmetler (services.msc) → EnvisoftWebX-SerialBridge (seri köprü); yığın otomatik başlatma Görev Zamanlayıcı → EnvisoftWebX görevi ile yapılır</w:t>
       </w:r>
     </w:p>
     <w:tbl>
@@ -3900,7 +3900,138 @@
           <w:color w:val="2E7D32"/>
           <w:sz w:val="28"/>
         </w:rPr>
-        <w:t>7.5 Hızlı başvuru tablosu</w:t>
+        <w:t>7.5 Seri port (COM) bağlantıları — Windows</w:t>
+      </w:r>
+    </w:p>
+    <w:p>
+      <w:pPr>
+        <w:pStyle w:val="Heading3"/>
+      </w:pPr>
+      <w:r>
+        <w:rPr>
+          <w:color w:val="2E7D32"/>
+          <w:sz w:val="24"/>
+        </w:rPr>
+        <w:t>Seri (COM) bağlantı "bağlantı açılamadı" veriyor</w:t>
+      </w:r>
+    </w:p>
+    <w:p>
+      <w:r>
+        <w:rPr>
+          <w:b/>
+        </w:rPr>
+        <w:t xml:space="preserve">Belirti: </w:t>
+      </w:r>
+      <w:r>
+        <w:t>Dashboard'da Modbus RTU/ASCII (Serial) bağlantı tanımlı; Modbus Poll gibi bir programla cihaz okunabiliyor ama sistemde sensörler "bağlantı açılamadı" hatasında.</w:t>
+      </w:r>
+    </w:p>
+    <w:p>
+      <w:r>
+        <w:rPr>
+          <w:b/>
+        </w:rPr>
+        <w:t xml:space="preserve">Sebep: </w:t>
+      </w:r>
+      <w:r>
+        <w:t>Uygulama Docker/WSL2 içinde çalışır ve COM portunu doğrudan açamaz. Bu iş host'taki EnvisoftWebX-SerialBridge Windows servisine aittir: seri ayarları dashboard'dan okur (C:\EnvisoftWebX\bridge\serial-bridge.json) ve COM portunu TCP'ye aynalar. Servis çalışmıyorsa veya COM portu başka bir program tarafından tutuluyorsa bağlantı kurulamaz.</w:t>
+      </w:r>
+    </w:p>
+    <w:p>
+      <w:r>
+        <w:rPr>
+          <w:b/>
+        </w:rPr>
+        <w:t>Çözüm:</w:t>
+      </w:r>
+    </w:p>
+    <w:p>
+      <w:pPr>
+        <w:pStyle w:val="ListBullet"/>
+      </w:pPr>
+      <w:r>
+        <w:rPr>
+          <w:b w:val="0"/>
+        </w:rPr>
+        <w:t>Hizmetler (services.msc) → EnvisoftWebX-SerialBridge servisi 'Çalışıyor' olmalı; değilse başlatın.</w:t>
+      </w:r>
+    </w:p>
+    <w:p>
+      <w:pPr>
+        <w:pStyle w:val="ListBullet"/>
+      </w:pPr>
+      <w:r>
+        <w:rPr>
+          <w:b w:val="0"/>
+        </w:rPr>
+        <w:t>C:\EnvisoftWebX\bridge\serial-bridge.json içinde bağlantınız listeleniyor mu bakın (dashboard'da bağlantıyı kaydedince saniyeler içinde güncellenir).</w:t>
+      </w:r>
+    </w:p>
+    <w:p>
+      <w:pPr>
+        <w:pStyle w:val="ListBullet"/>
+      </w:pPr>
+      <w:r>
+        <w:rPr>
+          <w:b w:val="0"/>
+        </w:rPr>
+        <w:t>C:\EnvisoftWebX\bridge\status.json içinde com_open=true olmalı; false ise last_error alanına bakın (yanlış COM numarası, port başka programda açık vb.).</w:t>
+      </w:r>
+    </w:p>
+    <w:p>
+      <w:pPr>
+        <w:pStyle w:val="ListBullet"/>
+      </w:pPr>
+      <w:r>
+        <w:rPr>
+          <w:b w:val="0"/>
+        </w:rPr>
+        <w:t>Modbus Poll / başka bir SCADA programı aynı COM portunu açık tutuyorsa kapatın — COM portları tek programa aittir.</w:t>
+      </w:r>
+    </w:p>
+    <w:p>
+      <w:pPr>
+        <w:pStyle w:val="ListBullet"/>
+      </w:pPr>
+      <w:r>
+        <w:rPr>
+          <w:b w:val="0"/>
+        </w:rPr>
+        <w:t>Aygıt Yöneticisi'nde COM numarasının dashboard'daki ile aynı olduğunu doğrulayın (USB-seri çeviriciler takıldığı porta göre numara değiştirebilir).</w:t>
+      </w:r>
+    </w:p>
+    <w:p>
+      <w:pPr>
+        <w:pStyle w:val="ListBullet"/>
+      </w:pPr>
+      <w:r>
+        <w:rPr>
+          <w:b w:val="0"/>
+        </w:rPr>
+        <w:t>C:\EnvisoftWebX\.env dosyasında SERIAL_BRIDGE_HOST satırı dolu olmalı (kurulum/açılışta otomatik yazılır); boşsa makineyi yeniden başlatın.</w:t>
+      </w:r>
+    </w:p>
+    <w:p>
+      <w:pPr>
+        <w:pStyle w:val="ListBullet"/>
+      </w:pPr>
+      <w:r>
+        <w:rPr>
+          <w:b w:val="0"/>
+        </w:rPr>
+        <w:t>Servis logu: C:\EnvisoftWebX\logs\serial-bridge.log</w:t>
+      </w:r>
+    </w:p>
+    <w:p>
+      <w:pPr>
+        <w:pStyle w:val="Heading2"/>
+      </w:pPr>
+      <w:r>
+        <w:rPr>
+          <w:color w:val="2E7D32"/>
+          <w:sz w:val="28"/>
+        </w:rPr>
+        <w:t>7.6 Hızlı başvuru tablosu</w:t>
       </w:r>
     </w:p>
     <w:tbl>
@@ -4361,6 +4492,50 @@
           </w:p>
         </w:tc>
       </w:tr>
+      <w:tr>
+        <w:tc>
+          <w:tcPr>
+            <w:tcW w:type="dxa" w:w="3312"/>
+          </w:tcPr>
+          <w:p>
+            <w:r>
+              <w:rPr>
+                <w:b w:val="0"/>
+                <w:sz w:val="20"/>
+              </w:rPr>
+              <w:t>Seri bağlantı açılamıyor</w:t>
+            </w:r>
+          </w:p>
+        </w:tc>
+        <w:tc>
+          <w:tcPr>
+            <w:tcW w:type="dxa" w:w="2880"/>
+          </w:tcPr>
+          <w:p>
+            <w:r>
+              <w:rPr>
+                <w:b w:val="0"/>
+                <w:sz w:val="20"/>
+              </w:rPr>
+              <w:t>SerialBridge servisi kapalı / COM meşgul</w:t>
+            </w:r>
+          </w:p>
+        </w:tc>
+        <w:tc>
+          <w:tcPr>
+            <w:tcW w:type="dxa" w:w="4320"/>
+          </w:tcPr>
+          <w:p>
+            <w:r>
+              <w:rPr>
+                <w:b w:val="0"/>
+                <w:sz w:val="20"/>
+              </w:rPr>
+              <w:t>Servisi başlat; status.json + serial-bridge.log kontrol (Bölüm 7.5)</w:t>
+            </w:r>
+          </w:p>
+        </w:tc>
+      </w:tr>
     </w:tbl>
     <w:p/>
     <w:p>

--- a/docs/Envisoft-WebX-Kurulum-Kilavuzu.docx
+++ b/docs/Envisoft-WebX-Kurulum-Kilavuzu.docx
@@ -3189,6 +3189,107 @@
           <w:sz w:val="19"/>
         </w:rPr>
         <w:t>Start-ScheduledTask -TaskName EnvisoftWebX-Install   # kurulumu kaldigi yerden surdur</w:t>
+      </w:r>
+    </w:p>
+    <w:p>
+      <w:pPr>
+        <w:pStyle w:val="Heading3"/>
+      </w:pPr>
+      <w:r>
+        <w:rPr>
+          <w:color w:val="2E7D32"/>
+          <w:sz w:val="24"/>
+        </w:rPr>
+        <w:t>Kurulum "Ensuring Docker (WSL2 + CE)" adımında saatlerce sessiz kalıyor (Windows)</w:t>
+      </w:r>
+    </w:p>
+    <w:p>
+      <w:r>
+        <w:rPr>
+          <w:b/>
+        </w:rPr>
+        <w:t xml:space="preserve">Belirti: </w:t>
+      </w:r>
+      <w:r>
+        <w:t>Kurulum penceresi "[1/5] Ensuring Docker" satırında takılı; install.log'a saatlerdir tek satır bile yazılmıyor, indirme trafiği yok.</w:t>
+      </w:r>
+    </w:p>
+    <w:p>
+      <w:r>
+        <w:rPr>
+          <w:b/>
+        </w:rPr>
+        <w:t xml:space="preserve">Sebep: </w:t>
+      </w:r>
+      <w:r>
+        <w:t>WSL platformu makinede henüz kurulu/güncel değilse wsl.exe her çağrıldığında "Press any key to install Windows Subsystem for Linux" diye İNTERAKTİF bir onay ekranı açar. Kurulum gizli serviste çalıştığı için kimse tuşa basamaz ve ilk wsl çağrısı sonsuza dek bekler. (Güncel installer bunu kendisi çözer: tüm wsl çağrıları zaman sınırlıdır, gerekirse WSL paketi GitHub'dan MSI olarak indirilip sessiz kurulur; ilerleme MB/GB olarak ekranda gösterilir.)</w:t>
+      </w:r>
+    </w:p>
+    <w:p>
+      <w:r>
+        <w:rPr>
+          <w:b/>
+        </w:rPr>
+        <w:t>Çözüm:</w:t>
+      </w:r>
+    </w:p>
+    <w:p>
+      <w:pPr>
+        <w:pStyle w:val="ListBullet"/>
+      </w:pPr>
+      <w:r>
+        <w:rPr>
+          <w:b w:val="0"/>
+        </w:rPr>
+        <w:t>Güncel sais-setup sürümünü kullanın (takılma otomatik aşılır, ilerleme canlı görünür).</w:t>
+      </w:r>
+    </w:p>
+    <w:p>
+      <w:pPr>
+        <w:pStyle w:val="ListBullet"/>
+      </w:pPr>
+      <w:r>
+        <w:rPr>
+          <w:b w:val="0"/>
+        </w:rPr>
+        <w:t>Eski installer ile takılan makinede: YÖNETİCİ PowerShell açın ve sırayla çalıştırın:</w:t>
+      </w:r>
+    </w:p>
+    <w:p>
+      <w:pPr>
+        <w:spacing w:before="80" w:after="160"/>
+        <w:ind w:left="144"/>
+        <w:shd w:val="clear" w:color="auto" w:fill="F2F2F2"/>
+      </w:pPr>
+      <w:r>
+        <w:rPr>
+          <w:rFonts w:ascii="Consolas" w:hAnsi="Consolas"/>
+          <w:color w:val="1A1A1A"/>
+          <w:sz w:val="19"/>
+        </w:rPr>
+        <w:t>wsl --update                   # acilan "Press any key" ekranini onaylayin / bekleyin</w:t>
+      </w:r>
+      <w:r>
+        <w:br/>
+      </w:r>
+      <w:r>
+        <w:rPr>
+          <w:rFonts w:ascii="Consolas" w:hAnsi="Consolas"/>
+          <w:color w:val="1A1A1A"/>
+          <w:sz w:val="19"/>
+        </w:rPr>
+        <w:t>wsl --status                   # artik prompt acmadan cevap vermeli</w:t>
+      </w:r>
+      <w:r>
+        <w:br/>
+      </w:r>
+      <w:r>
+        <w:rPr>
+          <w:rFonts w:ascii="Consolas" w:hAnsi="Consolas"/>
+          <w:color w:val="1A1A1A"/>
+          <w:sz w:val="19"/>
+        </w:rPr>
+        <w:t>shutdown /r /t 0               # yeniden baslatin; kurulum kaldigi yerden otomatik surer</w:t>
       </w:r>
     </w:p>
     <w:p>

--- a/docs/Envisoft-WebX-Kurulum-Kilavuzu.docx
+++ b/docs/Envisoft-WebX-Kurulum-Kilavuzu.docx
@@ -3290,6 +3290,96 @@
           <w:sz w:val="19"/>
         </w:rPr>
         <w:t>shutdown /r /t 0               # yeniden baslatin; kurulum kaldigi yerden otomatik surer</w:t>
+      </w:r>
+    </w:p>
+    <w:p>
+      <w:pPr>
+        <w:pStyle w:val="Heading3"/>
+      </w:pPr>
+      <w:r>
+        <w:rPr>
+          <w:color w:val="2E7D32"/>
+          <w:sz w:val="24"/>
+        </w:rPr>
+        <w:t>"Downloading WSL package ... 0 B" → "curl: (35) Recv failure: Connection was reset" (Windows)</w:t>
+      </w:r>
+    </w:p>
+    <w:p>
+      <w:r>
+        <w:rPr>
+          <w:b/>
+        </w:rPr>
+        <w:t xml:space="preserve">Belirti: </w:t>
+      </w:r>
+      <w:r>
+        <w:t>wsl --update hemen exit 1 veriyor; ardından WSL MSI indirmesi dakikalarca 0 B'de kalıp "Connection was reset" ile düşüyor.</w:t>
+      </w:r>
+    </w:p>
+    <w:p>
+      <w:r>
+        <w:rPr>
+          <w:b/>
+        </w:rPr>
+        <w:t xml:space="preserve">Sebep: </w:t>
+      </w:r>
+      <w:r>
+        <w:t>Sahadaki ağ (firewall / içerik filtresi / antivirüs SSL denetimi / zorunlu proxy) GitHub'ın dosya sunucusuna (release-assets.githubusercontent.com) bağlantıyı kesiyor. Güncel installer tekrar dener ve Windows sistem proxy'si üzerinden de indirmeyi dener; ağ yine engelliyorsa MSI elle verilir.</w:t>
+      </w:r>
+    </w:p>
+    <w:p>
+      <w:r>
+        <w:rPr>
+          <w:b/>
+        </w:rPr>
+        <w:t>Çözüm:</w:t>
+      </w:r>
+    </w:p>
+    <w:p>
+      <w:pPr>
+        <w:pStyle w:val="ListBullet"/>
+      </w:pPr>
+      <w:r>
+        <w:rPr>
+          <w:b w:val="0"/>
+        </w:rPr>
+        <w:t>Başka bir bilgisayarda github.com/microsoft/WSL/releases sayfasından wsl.X.Y.Z.x64.msi dosyasını indirin.</w:t>
+      </w:r>
+    </w:p>
+    <w:p>
+      <w:pPr>
+        <w:pStyle w:val="ListBullet"/>
+      </w:pPr>
+      <w:r>
+        <w:rPr>
+          <w:b w:val="0"/>
+        </w:rPr>
+        <w:t>Dosyayı kurulum makinesinde C:\EnvisoftWebX\payload\ klasörüne kopyalayın (installer önce orada wsl*.msi arar, indirme yapmaz).</w:t>
+      </w:r>
+    </w:p>
+    <w:p>
+      <w:pPr>
+        <w:pStyle w:val="ListBullet"/>
+      </w:pPr>
+      <w:r>
+        <w:rPr>
+          <w:b w:val="0"/>
+        </w:rPr>
+        <w:t>Kurulumu kaldığı yerden sürdürün. Not: sonraki adımlar da internet ister (Ubuntu, download.docker.com, ghcr.io) — kalıcı çözüm için BT'den bu adreslere izin istenmelidir.</w:t>
+      </w:r>
+    </w:p>
+    <w:p>
+      <w:pPr>
+        <w:spacing w:before="80" w:after="160"/>
+        <w:ind w:left="144"/>
+        <w:shd w:val="clear" w:color="auto" w:fill="F2F2F2"/>
+      </w:pPr>
+      <w:r>
+        <w:rPr>
+          <w:rFonts w:ascii="Consolas" w:hAnsi="Consolas"/>
+          <w:color w:val="1A1A1A"/>
+          <w:sz w:val="19"/>
+        </w:rPr>
+        <w:t>Start-ScheduledTask -TaskName EnvisoftWebX-Install   # kurulumu kaldigi yerden surdur</w:t>
       </w:r>
     </w:p>
     <w:p>

--- a/docs/Envisoft-WebX-Kurulum-Kilavuzu.docx
+++ b/docs/Envisoft-WebX-Kurulum-Kilavuzu.docx
@@ -3903,6 +3903,74 @@
           <w:b w:val="0"/>
         </w:rPr>
         <w:t>Bölüm 5.4'teki .env düzenlemesini yapıp web'i yeniden başlatın.</w:t>
+      </w:r>
+    </w:p>
+    <w:p>
+      <w:pPr>
+        <w:pStyle w:val="Heading3"/>
+      </w:pPr>
+      <w:r>
+        <w:rPr>
+          <w:color w:val="2E7D32"/>
+          <w:sz w:val="24"/>
+        </w:rPr>
+        <w:t>Dashboard açılıyor ama veri akmıyor (worker/beat Redis'e bağlanamıyor)</w:t>
+      </w:r>
+    </w:p>
+    <w:p>
+      <w:r>
+        <w:rPr>
+          <w:b/>
+        </w:rPr>
+        <w:t xml:space="preserve">Belirti: </w:t>
+      </w:r>
+      <w:r>
+        <w:t>Dashboard açılıyor ama "Son Poll" ilerlemiyor, Bakanlık'a veri gitmiyor. celery_worker / celery_beat loglarında "Error -2 connecting to redis:6379. Name or service not known"; redis logunda "Bad file format reading the append only file".</w:t>
+      </w:r>
+    </w:p>
+    <w:p>
+      <w:r>
+        <w:rPr>
+          <w:b/>
+        </w:rPr>
+        <w:t xml:space="preserve">Sebep: </w:t>
+      </w:r>
+      <w:r>
+        <w:t>Eski kurulumlarda Redis diske AOF dosyası yazıyordu; elektrik kesintisi veya sert kapanmada bu dosya yarım kalır ve Redis her açılışta çöker. Redis'te kalıcı veri yoktur (yalnız kuyruk ve önbellek); ölçümler ve ayarlar PostgreSQL'de güvendedir. Güncel kurulumlarda Redis kalıcılığı kapalıdır, bu arıza oluşmaz.</w:t>
+      </w:r>
+    </w:p>
+    <w:p>
+      <w:r>
+        <w:rPr>
+          <w:b/>
+        </w:rPr>
+        <w:t>Çözüm:</w:t>
+      </w:r>
+    </w:p>
+    <w:p>
+      <w:pPr>
+        <w:pStyle w:val="ListBullet"/>
+      </w:pPr>
+      <w:r>
+        <w:rPr>
+          <w:b w:val="0"/>
+        </w:rPr>
+        <w:t>Windows: yönetici PowerShell'de düzeltme scriptini bir kez çalıştırın (compose dosyasını düzeltir, Redis'i yeniden kurar, worker/beat'i yeniden başlatır):</w:t>
+      </w:r>
+    </w:p>
+    <w:p>
+      <w:pPr>
+        <w:spacing w:before="80" w:after="160"/>
+        <w:ind w:left="144"/>
+        <w:shd w:val="clear" w:color="auto" w:fill="F2F2F2"/>
+      </w:pPr>
+      <w:r>
+        <w:rPr>
+          <w:rFonts w:ascii="Consolas" w:hAnsi="Consolas"/>
+          <w:color w:val="1A1A1A"/>
+          <w:sz w:val="19"/>
+        </w:rPr>
+        <w:t>powershell -ExecutionPolicy Bypass -File .\fix-redis-persistence.ps1</w:t>
       </w:r>
     </w:p>
     <w:p>
@@ -4562,6 +4630,50 @@
                 <w:b w:val="0"/>
                 <w:sz w:val="20"/>
               </w:rPr>
+              <w:t>Veri akmıyor, worker Redis'e bağlanamıyor</w:t>
+            </w:r>
+          </w:p>
+        </w:tc>
+        <w:tc>
+          <w:tcPr>
+            <w:tcW w:type="dxa" w:w="2880"/>
+          </w:tcPr>
+          <w:p>
+            <w:r>
+              <w:rPr>
+                <w:b w:val="0"/>
+                <w:sz w:val="20"/>
+              </w:rPr>
+              <w:t>Redis AOF dosyası bozuk (elektrik kesintisi)</w:t>
+            </w:r>
+          </w:p>
+        </w:tc>
+        <w:tc>
+          <w:tcPr>
+            <w:tcW w:type="dxa" w:w="4320"/>
+          </w:tcPr>
+          <w:p>
+            <w:r>
+              <w:rPr>
+                <w:b w:val="0"/>
+                <w:sz w:val="20"/>
+              </w:rPr>
+              <w:t>fix-redis-persistence.ps1 (Bölüm 7.3)</w:t>
+            </w:r>
+          </w:p>
+        </w:tc>
+      </w:tr>
+      <w:tr>
+        <w:tc>
+          <w:tcPr>
+            <w:tcW w:type="dxa" w:w="3312"/>
+          </w:tcPr>
+          <w:p>
+            <w:r>
+              <w:rPr>
+                <w:b w:val="0"/>
+                <w:sz w:val="20"/>
+              </w:rPr>
               <w:t>Sonsuz yönlendirme</w:t>
             </w:r>
           </w:p>
